--- a/examples/examples/doc/dfr_adwin.docx
+++ b/examples/examples/doc/dfr_adwin.docx
@@ -10,80 +10,7 @@
         <w:rPr>
           <w:rStyle w:val="CommentTok"/>
         </w:rPr>
-        <w:t xml:space="preserve"># Installing heimdall</w:t>
-      </w:r>
-      <w:r>
-        <w:br/>
-      </w:r>
-      <w:r>
-        <w:rPr>
-          <w:rStyle w:val="FunctionTok"/>
-        </w:rPr>
-        <w:t xml:space="preserve">install.packages</w:t>
-      </w:r>
-      <w:r>
-        <w:rPr>
-          <w:rStyle w:val="NormalTok"/>
-        </w:rPr>
-        <w:t xml:space="preserve">(</w:t>
-      </w:r>
-      <w:r>
-        <w:rPr>
-          <w:rStyle w:val="StringTok"/>
-        </w:rPr>
-        <w:t xml:space="preserve">"heimdall"</w:t>
-      </w:r>
-      <w:r>
-        <w:rPr>
-          <w:rStyle w:val="NormalTok"/>
-        </w:rPr>
-        <w:t xml:space="preserve">)</w:t>
-      </w:r>
-    </w:p>
-    <w:p>
-      <w:pPr>
-        <w:pStyle w:val="SourceCode"/>
-      </w:pPr>
-      <w:r>
-        <w:rPr>
-          <w:rStyle w:val="VerbatimChar"/>
-        </w:rPr>
-        <w:t xml:space="preserve">## Installing package into '/home/gpca/R/x86_64-pc-linux-gnu-library/4.5'</w:t>
-      </w:r>
-      <w:r>
-        <w:br/>
-      </w:r>
-      <w:r>
-        <w:rPr>
-          <w:rStyle w:val="VerbatimChar"/>
-        </w:rPr>
-        <w:t xml:space="preserve">## (as 'lib' is unspecified)</w:t>
-      </w:r>
-    </w:p>
-    <w:p>
-      <w:pPr>
-        <w:pStyle w:val="SourceCode"/>
-      </w:pPr>
-      <w:r>
-        <w:rPr>
-          <w:rStyle w:val="CommentTok"/>
-        </w:rPr>
         <w:t xml:space="preserve"># Loading heimdall</w:t>
-      </w:r>
-      <w:r>
-        <w:br/>
-      </w:r>
-      <w:r>
-        <w:rPr>
-          <w:rStyle w:val="FunctionTok"/>
-        </w:rPr>
-        <w:t xml:space="preserve">library</w:t>
-      </w:r>
-      <w:r>
-        <w:rPr>
-          <w:rStyle w:val="NormalTok"/>
-        </w:rPr>
-        <w:t xml:space="preserve">(daltoolbox)</w:t>
       </w:r>
       <w:r>
         <w:br/>
@@ -322,7 +249,7 @@
               <a:graphicData uri="http://schemas.openxmlformats.org/drawingml/2006/picture">
                 <pic:pic>
                   <pic:nvPicPr>
-                    <pic:cNvPr descr="/home/gpca/heimdall/examples/examples/doc/dfr_adwin_files/figure-docx/unnamed-chunk-5-1.png" id="22" name="Picture"/>
+                    <pic:cNvPr descr="/home/gpca/heimdall/examples/examples/doc/dfr_adwin_files/figure-docx/unnamed-chunk-4-1.png" id="22" name="Picture"/>
                     <pic:cNvPicPr>
                       <a:picLocks noChangeArrowheads="1" noChangeAspect="1"/>
                     </pic:cNvPicPr>
@@ -1255,7 +1182,7 @@
               <a:graphicData uri="http://schemas.openxmlformats.org/drawingml/2006/picture">
                 <pic:pic>
                   <pic:nvPicPr>
-                    <pic:cNvPr descr="/home/gpca/heimdall/examples/examples/doc/dfr_adwin_files/figure-docx/unnamed-chunk-9-1.png" id="25" name="Picture"/>
+                    <pic:cNvPr descr="/home/gpca/heimdall/examples/examples/doc/dfr_adwin_files/figure-docx/unnamed-chunk-8-1.png" id="25" name="Picture"/>
                     <pic:cNvPicPr>
                       <a:picLocks noChangeArrowheads="1" noChangeAspect="1"/>
                     </pic:cNvPicPr>
